--- a/deliverables/exports/track-b/06-value-proposition.docx
+++ b/deliverables/exports/track-b/06-value-proposition.docx
@@ -1269,7 +1269,7 @@
               <w:rPr>
                 <w:sz w:val="17"/>
               </w:rPr>
-              <w:t>Your proposal is read in about two minutes by someone comparing you to three others. Here is what that reader sees.</w:t>
+              <w:t>Your proposal gets forwarded to procurement, legal and security. None of them were on the call. Here is what they see.</w:t>
             </w:r>
           </w:p>
         </w:tc>

--- a/deliverables/exports/track-b/06-value-proposition.docx
+++ b/deliverables/exports/track-b/06-value-proposition.docx
@@ -43,6 +43,11 @@
     <w:p>
       <w:r>
         <w:t>**Language note.** Copy below is in English, which is the working language of this document. Per `00-ASSUMPTIONS.md` decision 1, top of funnel headlines ship in Arabic. Write them in Arabic, do not translate these. A translated headline carries English sentence rhythm and reads as imported, which is the opposite of what this audience should feel here.</w:t>
+      </w:r>
+    </w:p>
+    <w:p>
+      <w:r>
+        <w:t>**Rebuilt after conflict resolution.** Pillars restated on the split promise, conflict 3, and the ladder, conflict 2. Reasons to believe now carry evidenced content from `00-BUYER-CHECKS.md` rather than asserted differentiation. See `00-RESOLUTIONS.md`.</w:t>
       </w:r>
     </w:p>
     <w:p>
@@ -127,7 +132,7 @@
               <w:rPr>
                 <w:sz w:val="17"/>
               </w:rPr>
-              <w:t>You will know what a buyer in the United States or Canada checks before they award work, and you will have applied it to a deal of your own</w:t>
+              <w:t>You will know what a buyer in the United States or Canada verifies before they can award work, which parts of that you fix by presenting differently and which parts you have to build, and in what order. Applied to a deal of your own</w:t>
             </w:r>
           </w:p>
         </w:tc>
@@ -155,7 +160,7 @@
               <w:rPr>
                 <w:sz w:val="17"/>
               </w:rPr>
-              <w:t>Built around one route, Arab builders to North American buyers, and the work happens on the member's own live deal rather than on a curriculum</w:t>
+              <w:t>Built around one route, Arab builders to North American buyers, and around the movement from work that needs no procurement to contracts that clear it</w:t>
             </w:r>
           </w:p>
         </w:tc>
@@ -164,7 +169,12 @@
     <w:p/>
     <w:p>
       <w:r>
-        <w:t>The promise is deliberately small and checkable. "You will know what they check" either happened or it did not, and the member can tell within a week. A promise about outcomes would be both unprovable and banned.</w:t>
+        <w:t>The promise is deliberately small and checkable. "You will know what they verify and which parts cost money" either happened or it did not, and the member can tell within a week. A promise about outcomes would be both unprovable and banned.</w:t>
+      </w:r>
+    </w:p>
+    <w:p>
+      <w:r>
+        <w:t>**One line that must survive every rewrite.** Clearing a buyer's checks makes a vendor eligible. It does not win the deal. Phase 3 names this as the claim most likely to be crossed later, and it is crossed by omission rather than by assertion.</w:t>
       </w:r>
     </w:p>
     <w:p>
@@ -281,7 +291,7 @@
               <w:rPr>
                 <w:sz w:val="17"/>
               </w:rPr>
-              <w:t>VP1. See the buyer's side (answers the user)</w:t>
+              <w:t>VP1. See what they verify (answers the user)</w:t>
             </w:r>
           </w:p>
         </w:tc>
@@ -294,7 +304,7 @@
               <w:rPr>
                 <w:sz w:val="17"/>
               </w:rPr>
-              <w:t>The gap is not capability, it is that a capable builder is illegible to a buyer who has never met them. This shows what that buyer checks</w:t>
+              <w:t>The checks are run after the call ends, by procurement, legal, security and finance, none of whom were in the room. This shows what each of them looks for</w:t>
             </w:r>
           </w:p>
         </w:tc>
@@ -307,7 +317,7 @@
               <w:rPr>
                 <w:sz w:val="17"/>
               </w:rPr>
-              <w:t>RTB 1.1 Buyer evaluation walkthroughs, published and accumulating</w:t>
+              <w:t>RTB 1.1 Buyer evaluation walkthroughs built on the published sequence, tax forms, security evidence, contracting and payment</w:t>
             </w:r>
           </w:p>
         </w:tc>
@@ -320,7 +330,7 @@
               <w:rPr>
                 <w:sz w:val="17"/>
               </w:rPr>
-              <w:t>RTB 1.2 The six dimension buyer readiness assessment, free and instant</w:t>
+              <w:t>RTB 1.2 The six dimension readiness assessment, free and instant, returning a band position</w:t>
             </w:r>
           </w:p>
         </w:tc>
@@ -333,7 +343,7 @@
               <w:rPr>
                 <w:sz w:val="17"/>
               </w:rPr>
-              <w:t>RTB 1.3 Real anonymised proposals marked up against the buyer's checklist</w:t>
+              <w:t>RTB 1.3 Real anonymised proposals marked up against what gets forwarded to four departments</w:t>
             </w:r>
           </w:p>
         </w:tc>
@@ -348,7 +358,7 @@
               <w:rPr>
                 <w:sz w:val="17"/>
               </w:rPr>
-              <w:t>VP2. Applied to your own deal (answers the manager)</w:t>
+              <w:t>VP2. Know which part costs money (answers the manager)</w:t>
             </w:r>
           </w:p>
         </w:tc>
@@ -361,7 +371,7 @@
               <w:rPr>
                 <w:sz w:val="17"/>
               </w:rPr>
-              <w:t>Nothing here is finished by watching. Every mechanism requires the member to bring their own live work</w:t>
+              <w:t>Some of the gap is how you present and some of it you have to build. Told apart, in order, applied to your own live work</w:t>
             </w:r>
           </w:p>
         </w:tc>
@@ -374,7 +384,7 @@
               <w:rPr>
                 <w:sz w:val="17"/>
               </w:rPr>
-              <w:t>RTB 2.1 Live deal pricing and proposal teardowns on the member's own deal</w:t>
+              <w:t>RTB 2.1 Live deal teardowns on the member's own deal, scoped to the band that deal sits in</w:t>
             </w:r>
           </w:p>
         </w:tc>
@@ -387,7 +397,7 @@
               <w:rPr>
                 <w:sz w:val="17"/>
               </w:rPr>
-              <w:t>RTB 2.2 Positioning review, how the member presents to a target market buyer</w:t>
+              <w:t>RTB 2.2 Positioning review, the half that is free to fix</w:t>
             </w:r>
           </w:p>
         </w:tc>
@@ -400,7 +410,7 @@
               <w:rPr>
                 <w:sz w:val="17"/>
               </w:rPr>
-              <w:t>RTB 2.3 A peer deal review rubric that makes review a repeatable act, not a favour</w:t>
+              <w:t>RTB 2.3 The build list, the half that is not, sequenced by what each item opens up next</w:t>
             </w:r>
           </w:p>
         </w:tc>
@@ -474,6 +484,11 @@
       </w:tr>
     </w:tbl>
     <w:p/>
+    <w:p>
+      <w:r>
+        <w:t>**VP2 is the pillar that changed most.** It used to say only that the work happens on your own deal. It now says the thing nobody else in the competitor set will say: part of what you are missing has a price tag, and here is which part. That is a harder sell and a more honest one, and per `00-RESOLUTIONS.md` conflict 3 it is what stops a refund conversation three months in.</w:t>
+      </w:r>
+    </w:p>
     <w:p>
       <w:r>
         <w:t>RTB 3.3 is unusual as a reason to believe and it is there on purpose. Phase 5 found that the decision maker's objection is price against a good free alternative, in a category with justified trust problems. Published terms are a stronger answer to that objection than any claim, and this business has no claims available.</w:t>
@@ -569,7 +584,7 @@
               <w:rPr>
                 <w:sz w:val="17"/>
               </w:rPr>
-              <w:t>Buyer evaluation walkthroughs, published and accumulating</w:t>
+              <w:t>Buyer evaluation walkthroughs built on the published sequence</w:t>
             </w:r>
           </w:p>
         </w:tc>
@@ -597,7 +612,7 @@
               <w:rPr>
                 <w:sz w:val="17"/>
               </w:rPr>
-              <w:t>What a North American buyer checks before they award the work</w:t>
+              <w:t>Four departments check you. None of them were on the call</w:t>
             </w:r>
           </w:p>
         </w:tc>
@@ -655,7 +670,7 @@
                 <w:color w:val="B45309"/>
                 <w:sz w:val="17"/>
               </w:rPr>
-              <w:t>{TBD}. Method substitute: Every walkthrough follows the same six checks, in the same order, every time</w:t>
+              <w:t>{TBD}. Method substitute: Built on the buyer's own published sequence, procurement, legal, security and finance, in the order they run it</w:t>
             </w:r>
           </w:p>
         </w:tc>
@@ -711,7 +726,7 @@
               <w:rPr>
                 <w:sz w:val="17"/>
               </w:rPr>
-              <w:t>A buyer in the United States or Canada runs the same checks on every vendor. Most Arab builders have never seen that list. Here it is.</w:t>
+              <w:t>Procurement, legal, security and finance each check something different. Go-live waits for all four. Most Arab builders have never seen that list.</w:t>
             </w:r>
           </w:p>
         </w:tc>
@@ -848,7 +863,7 @@
               <w:rPr>
                 <w:sz w:val="17"/>
               </w:rPr>
-              <w:t>Six dimension buyer readiness assessment, free and instant</w:t>
+              <w:t>Six dimension readiness assessment, free and instant, returning a band</w:t>
             </w:r>
           </w:p>
         </w:tc>
@@ -876,7 +891,7 @@
               <w:rPr>
                 <w:sz w:val="17"/>
               </w:rPr>
-              <w:t>Score yourself on the six things that decide it</w:t>
+              <w:t>Find out what size of deal your setup can survive</w:t>
             </w:r>
           </w:p>
         </w:tc>
@@ -934,7 +949,7 @@
                 <w:color w:val="B45309"/>
                 <w:sz w:val="17"/>
               </w:rPr>
-              <w:t>{TBD}. Method substitute: Six dimensions, scored separately, because a single number would tell you nothing you can act on</w:t>
+              <w:t>{TBD}. Method substitute: Six dimensions scored separately, plus the band your current setup clears. A single number would tell you nothing you can act on</w:t>
             </w:r>
           </w:p>
         </w:tc>
@@ -962,7 +977,7 @@
               <w:rPr>
                 <w:sz w:val="17"/>
               </w:rPr>
-              <w:t>Two minutes, no call, a score per dimension rather than a verdict</w:t>
+              <w:t>No call, a score per dimension, and the band you are actually at</w:t>
             </w:r>
           </w:p>
         </w:tc>
@@ -990,7 +1005,7 @@
               <w:rPr>
                 <w:sz w:val="17"/>
               </w:rPr>
-              <w:t>This measures access, not ability. It shows which parts of reaching a North American buyer you have never had to handle.</w:t>
+              <w:t>This measures access, not ability. It shows which parts of reaching a North American buyer you have never had to handle, and which cost money to fix.</w:t>
             </w:r>
           </w:p>
         </w:tc>
@@ -1127,7 +1142,7 @@
               <w:rPr>
                 <w:sz w:val="17"/>
               </w:rPr>
-              <w:t>Real anonymised proposals marked up against the buyer's checklist</w:t>
+              <w:t>Real anonymised proposals marked up against what gets forwarded</w:t>
             </w:r>
           </w:p>
         </w:tc>
@@ -1155,7 +1170,7 @@
               <w:rPr>
                 <w:sz w:val="17"/>
               </w:rPr>
-              <w:t>The same proposal, read the way the buyer reads it</w:t>
+              <w:t>The same proposal, read by the three people it gets forwarded to</w:t>
             </w:r>
           </w:p>
         </w:tc>
@@ -1213,7 +1228,7 @@
                 <w:color w:val="B45309"/>
                 <w:sz w:val="17"/>
               </w:rPr>
-              <w:t>{TBD}. Method substitute: Marked up line by line against the same checklist, with nothing removed to make the point easier</w:t>
+              <w:t>{TBD}. Method substitute: Marked up line by line against the buyer's published sequence, with nothing removed to make the point easier</w:t>
             </w:r>
           </w:p>
         </w:tc>
@@ -1406,7 +1421,7 @@
               <w:rPr>
                 <w:sz w:val="17"/>
               </w:rPr>
-              <w:t>Pricing and proposal teardowns on the member's own live deal</w:t>
+              <w:t>Live deal teardowns, scoped to the band that deal sits in</w:t>
             </w:r>
           </w:p>
         </w:tc>
@@ -1520,7 +1535,7 @@
               <w:rPr>
                 <w:sz w:val="17"/>
               </w:rPr>
-              <w:t>Your actual scope, your actual price, your actual buyer, reviewed in the room</w:t>
+              <w:t>Your actual scope, your actual buyer, and the process that deal will have to clear</w:t>
             </w:r>
           </w:p>
         </w:tc>
@@ -1685,7 +1700,7 @@
               <w:rPr>
                 <w:sz w:val="17"/>
               </w:rPr>
-              <w:t>Positioning review, how the member presents to a target market buyer</w:t>
+              <w:t>Positioning review, the half of the gap that is free to fix</w:t>
             </w:r>
           </w:p>
         </w:tc>
@@ -1897,7 +1912,7 @@
         <w:pStyle w:val="Heading3"/>
       </w:pPr>
       <w:r>
-        <w:t>Drill 6. VP2, RTB 2.3. Peer deal review rubric</w:t>
+        <w:t>Drill 6. VP2, RTB 2.3. The build list</w:t>
       </w:r>
     </w:p>
     <w:tbl>
@@ -1964,7 +1979,7 @@
               <w:rPr>
                 <w:sz w:val="17"/>
               </w:rPr>
-              <w:t>A peer deal review rubric that makes review repeatable</w:t>
+              <w:t>The build list, the half of the gap that is not free, sequenced</w:t>
             </w:r>
           </w:p>
         </w:tc>
@@ -1992,7 +2007,7 @@
               <w:rPr>
                 <w:sz w:val="17"/>
               </w:rPr>
-              <w:t>A rubric, so review does not depend on who is awake</w:t>
+              <w:t>Four things you have to build, in the order that matters</w:t>
             </w:r>
           </w:p>
         </w:tc>
@@ -2020,7 +2035,7 @@
               <w:rPr>
                 <w:sz w:val="17"/>
               </w:rPr>
-              <w:t>Feedback that is about your deal, not about their opinion</w:t>
+              <w:t>Nobody told you the tax form was the reason</w:t>
             </w:r>
           </w:p>
         </w:tc>
@@ -2050,7 +2065,7 @@
                 <w:color w:val="B45309"/>
                 <w:sz w:val="17"/>
               </w:rPr>
-              <w:t>{TBD}. Method substitute: The same rubric every time, applied by members to each other, so the quality does not move with the mood of the room</w:t>
+              <w:t>{TBD}. Method substitute: Sequenced by what each item makes possible, not by what is easiest. The order is the work</w:t>
             </w:r>
           </w:p>
         </w:tc>
@@ -2078,7 +2093,7 @@
               <w:rPr>
                 <w:sz w:val="17"/>
               </w:rPr>
-              <w:t>Structured peer review against fixed criteria, not a comment thread</w:t>
+              <w:t>Some of the gap is presentation. This is the part that is not</w:t>
             </w:r>
           </w:p>
         </w:tc>
@@ -2106,7 +2121,7 @@
               <w:rPr>
                 <w:sz w:val="17"/>
               </w:rPr>
-              <w:t>Members review each other against a fixed rubric. Same questions, same order. That is what makes peer feedback worth reading.</w:t>
+              <w:t>A missing W-8BEN withholds 30 percent of your invoice. Nobody mentions it until it happens. That is one of four, and they have an order.</w:t>
             </w:r>
           </w:p>
         </w:tc>
@@ -2134,7 +2149,7 @@
               <w:rPr>
                 <w:sz w:val="17"/>
               </w:rPr>
-              <w:t>See the rubric</w:t>
+              <w:t>See the build list</w:t>
             </w:r>
           </w:p>
         </w:tc>
@@ -2160,11 +2175,9 @@
           <w:p>
             <w:r>
               <w:rPr>
-                <w:b/>
-                <w:color w:val="B45309"/>
                 <w:sz w:val="17"/>
               </w:rPr>
-              <w:t>{TBD}</w:t>
+              <w:t>IRS instructions for Form W-8BEN-E. The only sourced proof point in these nine, and it is not about us</w:t>
             </w:r>
           </w:p>
         </w:tc>
@@ -3018,7 +3031,7 @@
         <w:pStyle w:val="Heading2"/>
       </w:pPr>
       <w:r>
-        <w:t>The eighteen blocked fields</w:t>
+        <w:t>The blocked fields, now seventeen</w:t>
       </w:r>
     </w:p>
     <w:tbl>
@@ -3143,7 +3156,7 @@
               <w:rPr>
                 <w:sz w:val="17"/>
               </w:rPr>
-              <w:t>9</w:t>
+              <w:t>8</w:t>
             </w:r>
           </w:p>
         </w:tc>
@@ -3163,11 +3176,62 @@
           </w:p>
         </w:tc>
       </w:tr>
+      <w:tr>
+        <w:tc>
+          <w:tcPr>
+            <w:tcW w:type="dxa" w:w="2880"/>
+          </w:tcPr>
+          <w:p>
+            <w:r>
+              <w:rPr>
+                <w:sz w:val="17"/>
+              </w:rPr>
+              <w:t>Supporting Proof Point, drill 6</w:t>
+            </w:r>
+          </w:p>
+        </w:tc>
+        <w:tc>
+          <w:tcPr>
+            <w:tcW w:type="dxa" w:w="2880"/>
+          </w:tcPr>
+          <w:p>
+            <w:r>
+              <w:rPr>
+                <w:sz w:val="17"/>
+              </w:rPr>
+              <w:t>1</w:t>
+            </w:r>
+          </w:p>
+        </w:tc>
+        <w:tc>
+          <w:tcPr>
+            <w:tcW w:type="dxa" w:w="2880"/>
+          </w:tcPr>
+          <w:p>
+            <w:r>
+              <w:rPr>
+                <w:sz w:val="17"/>
+              </w:rPr>
+              <w:t>Filled. IRS instructions for Form W-8BEN-E</w:t>
+            </w:r>
+          </w:p>
+        </w:tc>
+      </w:tr>
     </w:tbl>
     <w:p/>
     <w:p>
       <w:r>
-        <w:t>**How to unblock.** One paragraph from the founder answering `00-ASSUMPTIONS.md` decision 5 fills most of the nine Supporting Proof Point fields immediately. Anything stateable and true works: what they have built, who they have sold to, where they have worked, how long they have done this. It does not need to be impressive, it needs to be real and specific.</w:t>
+        <w:t>**One field came unblocked and it is worth noticing why.** Drill 6 cites the IRS on the 30 percent withholding consequence. It is a real, primary-sourced, checkable fact, and it is not a claim about Arab Tech Export at all. A pre-launch business with no results of its own can still stand on somebody else's verifiable evidence.</w:t>
+      </w:r>
+    </w:p>
+    <w:p>
+      <w:r>
+        <w:t>That is a route the other eight can take. A proof point does not have to be a customer. It can be the thing you are teaching, sourced.</w:t>
+      </w:r>
+    </w:p>
+    <w:p>
+      <w:r>
+        <w:t>**How to unblock the rest.** One paragraph from the founder answering `00-ASSUMPTIONS.md` decision 5 fills most of the nine Supporting Proof Point fields immediately. Anything stateable and true works: what they have built, who they have sold to, where they have worked, how long they have done this. It does not need to be impressive, it needs to be real and specific.</w:t>
       </w:r>
     </w:p>
     <w:p>
@@ -3183,6 +3247,34 @@
     <w:p>
       <w:r>
         <w:t>---</w:t>
+      </w:r>
+    </w:p>
+    <w:p>
+      <w:pPr>
+        <w:pStyle w:val="Heading2"/>
+      </w:pPr>
+      <w:r>
+        <w:t>Stating the absence, conflict 5</w:t>
+      </w:r>
+    </w:p>
+    <w:p>
+      <w:r>
+        <w:t>Resolved as option C in `00-RESOLUTIONS.md`. Both halves apply here.</w:t>
+      </w:r>
+    </w:p>
+    <w:p>
+      <w:r>
+        <w:t>The Block 1 research says buyers discount logo walls and generic testimonials, and want attributable case studies with named customers and specific use cases. Arab Tech Export has none and will have none for months.</w:t>
+      </w:r>
+    </w:p>
+    <w:p>
+      <w:r>
+        <w:t>**Half one, say so.** Every asset that would normally carry social proof instead carries a plain statement that there are no results yet, and what stands in its place: the method, the published sequence, the sourced facts, and the terms. An audience already sceptical of this category reads an unexplained absence as concealment and a stated one as unusual honesty.</w:t>
+      </w:r>
+    </w:p>
+    <w:p>
+      <w:r>
+        <w:t>**Half two, manufacture the proof properly.** Phase 5 Step 5.2 makes permission to be referenced a condition of joining the founding cohort rather than a favour asked afterwards. The research is specific about what counts: named, attributable, with job title, company size and a concrete use case. Design the cohort to produce exactly that, or the nine social proof fields stay empty for another six months.</w:t>
       </w:r>
     </w:p>
     <w:p>
@@ -3258,6 +3350,62 @@
                 <w:sz w:val="17"/>
               </w:rPr>
               <w:t>Phase 8 message per channel. Phase 10 slide 5</w:t>
+            </w:r>
+          </w:p>
+        </w:tc>
+      </w:tr>
+      <w:tr>
+        <w:tc>
+          <w:tcPr>
+            <w:tcW w:type="dxa" w:w="4320"/>
+          </w:tcPr>
+          <w:p>
+            <w:r>
+              <w:rPr>
+                <w:sz w:val="17"/>
+              </w:rPr>
+              <w:t>Drill 6, the build list and the sourced proof point</w:t>
+            </w:r>
+          </w:p>
+        </w:tc>
+        <w:tc>
+          <w:tcPr>
+            <w:tcW w:type="dxa" w:w="4320"/>
+          </w:tcPr>
+          <w:p>
+            <w:r>
+              <w:rPr>
+                <w:sz w:val="17"/>
+              </w:rPr>
+              <w:t>Curriculum sequencing. The model for unblocking the other eight</w:t>
+            </w:r>
+          </w:p>
+        </w:tc>
+      </w:tr>
+      <w:tr>
+        <w:tc>
+          <w:tcPr>
+            <w:tcW w:type="dxa" w:w="4320"/>
+          </w:tcPr>
+          <w:p>
+            <w:r>
+              <w:rPr>
+                <w:sz w:val="17"/>
+              </w:rPr>
+              <w:t>Stated absence</w:t>
+            </w:r>
+          </w:p>
+        </w:tc>
+        <w:tc>
+          <w:tcPr>
+            <w:tcW w:type="dxa" w:w="4320"/>
+          </w:tcPr>
+          <w:p>
+            <w:r>
+              <w:rPr>
+                <w:sz w:val="17"/>
+              </w:rPr>
+              <w:t>Phase 8 bottom of funnel, scorecard bands</w:t>
             </w:r>
           </w:p>
         </w:tc>
